--- a/assets/demo/case4/改后-星驰智行议案_tracked.docx
+++ b/assets/demo/case4/改后-星驰智行议案_tracked.docx
@@ -18,12 +18,11 @@
         <w:bidi w:val="0"/>
         <w:adjustRightInd/>
         <w:snapToGrid/>
-        <w:spacing w:line="520" w:lineRule="exact"/>
         <w:textAlignment w:val="auto"/>
         <w:rPr>
           <w:lang w:val="en-US" w:eastAsia="zh-CN"/>
         </w:rPr>
-        <w:pPrChange w:id="1" w:author="FormatAgent" w:date="2026-08-29T07:55:41Z">
+        <w:pPrChange w:id="1" w:author="FormatAgent" w:date="2026-08-29T08:13:25Z">
           <w:pPr>
             <w:keepNext w:val="0"/>
             <w:keepLines w:val="0"/>
@@ -54,7 +53,7 @@
       <w:r>
         <w:rPr>
           <w:lang w:val="en-US" w:eastAsia="zh-CN"/>
-          <w:rPrChange w:id="2" w:author="FormatAgent" w:date="2026-08-29T07:55:41Z">
+          <w:rPrChange w:id="2" w:author="FormatAgent" w:date="2026-08-29T08:13:25Z">
             <w:rPr>
               <w:rStyle w:val="18"/>
               <w:rFonts w:hint="eastAsia" w:ascii="微软雅黑" w:hAnsi="微软雅黑" w:eastAsia="微软雅黑" w:cs="微软雅黑"/>
@@ -75,7 +74,7 @@
           <w:highlight w:val="none"/>
           <w:lang w:val="en-US" w:eastAsia="zh-CN" w:bidi="ar-SA"/>
         </w:rPr>
-        <w:pPrChange w:id="3" w:author="FormatAgent" w:date="2026-08-29T07:55:41Z">
+        <w:pPrChange w:id="3" w:author="FormatAgent" w:date="2026-08-29T08:13:25Z">
           <w:pPr>
             <w:pStyle w:val="10"/>
             <w:jc w:val="center"/>
@@ -97,7 +96,7 @@
           <w:kern w:val="2"/>
           <w:highlight w:val="none"/>
           <w:lang w:val="en-US" w:eastAsia="zh-CN" w:bidi="ar-SA"/>
-          <w:rPrChange w:id="4" w:author="FormatAgent" w:date="2026-08-29T07:55:41Z">
+          <w:rPrChange w:id="4" w:author="FormatAgent" w:date="2026-08-29T08:13:25Z">
             <w:rPr>
               <w:rFonts w:hint="eastAsia" w:ascii="微软雅黑" w:hAnsi="微软雅黑" w:eastAsia="微软雅黑" w:cs="微软雅黑"/>
               <w:b w:val="0"/>
@@ -132,7 +131,7 @@
           <w:color w:val="000000"/>
           <w:lang w:val="en-US" w:eastAsia="zh-CN"/>
         </w:rPr>
-        <w:pPrChange w:id="5" w:author="FormatAgent" w:date="2026-08-29T07:55:41Z">
+        <w:pPrChange w:id="5" w:author="FormatAgent" w:date="2026-08-29T08:13:25Z">
           <w:pPr>
             <w:keepNext w:val="0"/>
             <w:keepLines w:val="0"/>
@@ -167,7 +166,7 @@
         <w:rPr>
           <w:color w:val="000000"/>
           <w:lang w:val="en-US" w:eastAsia="zh-CN"/>
-          <w:rPrChange w:id="6" w:author="FormatAgent" w:date="2026-08-29T07:55:41Z">
+          <w:rPrChange w:id="6" w:author="FormatAgent" w:date="2026-08-29T08:13:25Z">
             <w:rPr>
               <w:rStyle w:val="18"/>
               <w:rFonts w:hint="eastAsia" w:ascii="微软雅黑" w:hAnsi="微软雅黑" w:eastAsia="微软雅黑" w:cs="微软雅黑"/>
@@ -188,7 +187,7 @@
           <w:kern w:val="2"/>
           <w:lang w:val="en-US" w:eastAsia="zh-CN" w:bidi="ar-SA"/>
         </w:rPr>
-        <w:pPrChange w:id="7" w:author="FormatAgent" w:date="2026-08-29T07:55:41Z">
+        <w:pPrChange w:id="7" w:author="FormatAgent" w:date="2026-08-29T08:13:25Z">
           <w:pPr>
             <w:spacing w:line="560" w:lineRule="exact"/>
             <w:ind w:firstLine="440" w:firstLineChars="200"/>
@@ -207,7 +206,7 @@
         <w:rPr>
           <w:kern w:val="2"/>
           <w:lang w:val="en-US" w:eastAsia="zh-CN" w:bidi="ar-SA"/>
-          <w:rPrChange w:id="8" w:author="FormatAgent" w:date="2026-08-29T07:55:41Z">
+          <w:rPrChange w:id="8" w:author="FormatAgent" w:date="2026-08-29T08:13:25Z">
             <w:rPr>
               <w:rFonts w:hint="eastAsia" w:ascii="微软雅黑" w:hAnsi="微软雅黑" w:eastAsia="微软雅黑" w:cs="微软雅黑"/>
               <w:kern w:val="2"/>
@@ -244,7 +243,7 @@
           <w:color w:val="000000"/>
           <w:lang w:val="en-US" w:eastAsia="zh-CN"/>
         </w:rPr>
-        <w:pPrChange w:id="9" w:author="FormatAgent" w:date="2026-08-29T07:55:41Z">
+        <w:pPrChange w:id="9" w:author="FormatAgent" w:date="2026-08-29T08:13:25Z">
           <w:pPr>
             <w:keepNext w:val="0"/>
             <w:keepLines w:val="0"/>
@@ -283,7 +282,7 @@
         <w:rPr>
           <w:color w:val="000000"/>
           <w:lang w:val="en-US" w:eastAsia="zh-CN"/>
-          <w:rPrChange w:id="10" w:author="FormatAgent" w:date="2026-08-29T07:55:41Z">
+          <w:rPrChange w:id="10" w:author="FormatAgent" w:date="2026-08-29T08:13:25Z">
             <w:rPr>
               <w:rStyle w:val="18"/>
               <w:rFonts w:hint="eastAsia" w:ascii="微软雅黑" w:hAnsi="微软雅黑" w:eastAsia="微软雅黑" w:cs="微软雅黑"/>
@@ -303,7 +302,7 @@
         <w:rPr>
           <w:lang w:val="en-US" w:eastAsia="zh-CN"/>
         </w:rPr>
-        <w:pPrChange w:id="11" w:author="FormatAgent" w:date="2026-08-29T07:55:41Z">
+        <w:pPrChange w:id="11" w:author="FormatAgent" w:date="2026-08-29T08:13:25Z">
           <w:pPr>
             <w:spacing w:line="560" w:lineRule="exact"/>
             <w:ind w:firstLine="440" w:firstLineChars="200"/>
@@ -320,7 +319,7 @@
       <w:r>
         <w:rPr>
           <w:lang w:val="en-US" w:eastAsia="zh-CN"/>
-          <w:rPrChange w:id="12" w:author="FormatAgent" w:date="2026-08-29T07:55:41Z">
+          <w:rPrChange w:id="12" w:author="FormatAgent" w:date="2026-08-29T08:13:25Z">
             <w:rPr>
               <w:rFonts w:hint="eastAsia" w:ascii="微软雅黑" w:hAnsi="微软雅黑" w:eastAsia="微软雅黑" w:cs="微软雅黑"/>
               <w:sz w:val="22"/>
@@ -338,7 +337,7 @@
         <w:rPr>
           <w:lang w:val="en-US" w:eastAsia="zh-CN"/>
         </w:rPr>
-        <w:pPrChange w:id="13" w:author="FormatAgent" w:date="2026-08-29T07:55:41Z">
+        <w:pPrChange w:id="13" w:author="FormatAgent" w:date="2026-08-29T08:13:25Z">
           <w:pPr>
             <w:spacing w:line="560" w:lineRule="exact"/>
             <w:ind w:firstLine="440" w:firstLineChars="200"/>
@@ -355,7 +354,7 @@
       <w:r>
         <w:rPr>
           <w:lang w:val="en-US" w:eastAsia="zh-CN"/>
-          <w:rPrChange w:id="14" w:author="FormatAgent" w:date="2026-08-29T07:55:41Z">
+          <w:rPrChange w:id="14" w:author="FormatAgent" w:date="2026-08-29T08:13:25Z">
             <w:rPr>
               <w:rFonts w:hint="eastAsia" w:ascii="微软雅黑" w:hAnsi="微软雅黑" w:eastAsia="微软雅黑" w:cs="微软雅黑"/>
               <w:sz w:val="22"/>
@@ -373,7 +372,7 @@
         <w:rPr>
           <w:lang w:val="en-US" w:eastAsia="zh-CN"/>
         </w:rPr>
-        <w:pPrChange w:id="15" w:author="FormatAgent" w:date="2026-08-29T07:55:41Z">
+        <w:pPrChange w:id="15" w:author="FormatAgent" w:date="2026-08-29T08:13:25Z">
           <w:pPr>
             <w:spacing w:line="560" w:lineRule="exact"/>
             <w:ind w:firstLine="440" w:firstLineChars="200"/>
@@ -392,7 +391,7 @@
       <w:r>
         <w:rPr>
           <w:lang w:val="en-US" w:eastAsia="zh-CN"/>
-          <w:rPrChange w:id="16" w:author="FormatAgent" w:date="2026-08-29T07:55:41Z">
+          <w:rPrChange w:id="16" w:author="FormatAgent" w:date="2026-08-29T08:13:25Z">
             <w:rPr>
               <w:rFonts w:hint="eastAsia" w:ascii="微软雅黑" w:hAnsi="微软雅黑" w:eastAsia="微软雅黑" w:cs="微软雅黑"/>
               <w:b/>
@@ -412,7 +411,7 @@
         <w:rPr>
           <w:lang w:val="en-US" w:eastAsia="zh-CN"/>
         </w:rPr>
-        <w:pPrChange w:id="17" w:author="FormatAgent" w:date="2026-08-29T07:55:41Z">
+        <w:pPrChange w:id="17" w:author="FormatAgent" w:date="2026-08-29T08:13:25Z">
           <w:pPr>
             <w:spacing w:line="560" w:lineRule="exact"/>
             <w:ind w:firstLine="440" w:firstLineChars="200"/>
@@ -429,7 +428,7 @@
       <w:r>
         <w:rPr>
           <w:lang w:val="en-US" w:eastAsia="zh-CN"/>
-          <w:rPrChange w:id="18" w:author="FormatAgent" w:date="2026-08-29T07:55:41Z">
+          <w:rPrChange w:id="18" w:author="FormatAgent" w:date="2026-08-29T08:13:25Z">
             <w:rPr>
               <w:rFonts w:hint="eastAsia" w:ascii="微软雅黑" w:hAnsi="微软雅黑" w:eastAsia="微软雅黑" w:cs="微软雅黑"/>
               <w:sz w:val="22"/>
@@ -447,7 +446,7 @@
         <w:rPr>
           <w:lang w:val="en-US" w:eastAsia="zh-CN"/>
         </w:rPr>
-        <w:pPrChange w:id="19" w:author="FormatAgent" w:date="2026-08-29T07:55:41Z">
+        <w:pPrChange w:id="19" w:author="FormatAgent" w:date="2026-08-29T08:13:25Z">
           <w:pPr>
             <w:spacing w:line="560" w:lineRule="exact"/>
             <w:ind w:firstLine="440" w:firstLineChars="200"/>
@@ -464,7 +463,7 @@
       <w:r>
         <w:rPr>
           <w:lang w:val="en-US" w:eastAsia="zh-CN"/>
-          <w:rPrChange w:id="20" w:author="FormatAgent" w:date="2026-08-29T07:55:41Z">
+          <w:rPrChange w:id="20" w:author="FormatAgent" w:date="2026-08-29T08:13:25Z">
             <w:rPr>
               <w:rFonts w:hint="eastAsia" w:ascii="微软雅黑" w:hAnsi="微软雅黑" w:eastAsia="微软雅黑" w:cs="微软雅黑"/>
               <w:sz w:val="22"/>
@@ -482,7 +481,7 @@
         <w:rPr>
           <w:lang w:val="en-US" w:eastAsia="zh-CN"/>
         </w:rPr>
-        <w:pPrChange w:id="21" w:author="FormatAgent" w:date="2026-08-29T07:55:41Z">
+        <w:pPrChange w:id="21" w:author="FormatAgent" w:date="2026-08-29T08:13:25Z">
           <w:pPr>
             <w:spacing w:line="560" w:lineRule="exact"/>
             <w:ind w:firstLine="440" w:firstLineChars="200"/>
@@ -501,7 +500,7 @@
       <w:r>
         <w:rPr>
           <w:lang w:val="en-US" w:eastAsia="zh-CN"/>
-          <w:rPrChange w:id="22" w:author="FormatAgent" w:date="2026-08-29T07:55:41Z">
+          <w:rPrChange w:id="22" w:author="FormatAgent" w:date="2026-08-29T08:13:25Z">
             <w:rPr>
               <w:rFonts w:hint="eastAsia" w:ascii="微软雅黑" w:hAnsi="微软雅黑" w:eastAsia="微软雅黑" w:cs="微软雅黑"/>
               <w:b/>
@@ -521,7 +520,7 @@
         <w:rPr>
           <w:lang w:val="en-US" w:eastAsia="zh-CN"/>
         </w:rPr>
-        <w:pPrChange w:id="23" w:author="FormatAgent" w:date="2026-08-29T07:55:41Z">
+        <w:pPrChange w:id="23" w:author="FormatAgent" w:date="2026-08-29T08:13:25Z">
           <w:pPr>
             <w:spacing w:line="560" w:lineRule="exact"/>
             <w:ind w:firstLine="440" w:firstLineChars="200"/>
@@ -538,7 +537,7 @@
       <w:r>
         <w:rPr>
           <w:lang w:val="en-US" w:eastAsia="zh-CN"/>
-          <w:rPrChange w:id="24" w:author="FormatAgent" w:date="2026-08-29T07:55:41Z">
+          <w:rPrChange w:id="24" w:author="FormatAgent" w:date="2026-08-29T08:13:25Z">
             <w:rPr>
               <w:rFonts w:hint="eastAsia" w:ascii="微软雅黑" w:hAnsi="微软雅黑" w:eastAsia="微软雅黑" w:cs="微软雅黑"/>
               <w:sz w:val="22"/>
@@ -556,7 +555,7 @@
         <w:rPr>
           <w:lang w:val="en-US" w:eastAsia="zh-CN"/>
         </w:rPr>
-        <w:pPrChange w:id="25" w:author="FormatAgent" w:date="2026-08-29T07:55:41Z">
+        <w:pPrChange w:id="25" w:author="FormatAgent" w:date="2026-08-29T08:13:25Z">
           <w:pPr>
             <w:spacing w:line="560" w:lineRule="exact"/>
             <w:ind w:firstLine="440" w:firstLineChars="200"/>
@@ -575,7 +574,7 @@
       <w:r>
         <w:rPr>
           <w:lang w:val="en-US" w:eastAsia="zh-CN"/>
-          <w:rPrChange w:id="26" w:author="FormatAgent" w:date="2026-08-29T07:55:41Z">
+          <w:rPrChange w:id="26" w:author="FormatAgent" w:date="2026-08-29T08:13:25Z">
             <w:rPr>
               <w:rFonts w:hint="eastAsia" w:ascii="微软雅黑" w:hAnsi="微软雅黑" w:eastAsia="微软雅黑" w:cs="微软雅黑"/>
               <w:b/>
@@ -595,7 +594,7 @@
         <w:rPr>
           <w:lang w:val="en-US" w:eastAsia="zh-CN"/>
         </w:rPr>
-        <w:pPrChange w:id="27" w:author="FormatAgent" w:date="2026-08-29T07:55:41Z">
+        <w:pPrChange w:id="27" w:author="FormatAgent" w:date="2026-08-29T08:13:25Z">
           <w:pPr>
             <w:spacing w:line="560" w:lineRule="exact"/>
             <w:ind w:firstLine="440" w:firstLineChars="200"/>
@@ -612,7 +611,7 @@
       <w:r>
         <w:rPr>
           <w:lang w:val="en-US" w:eastAsia="zh-CN"/>
-          <w:rPrChange w:id="28" w:author="FormatAgent" w:date="2026-08-29T07:55:41Z">
+          <w:rPrChange w:id="28" w:author="FormatAgent" w:date="2026-08-29T08:13:25Z">
             <w:rPr>
               <w:rFonts w:hint="eastAsia" w:ascii="微软雅黑" w:hAnsi="微软雅黑" w:eastAsia="微软雅黑" w:cs="微软雅黑"/>
               <w:sz w:val="22"/>
@@ -630,7 +629,7 @@
         <w:rPr>
           <w:lang w:val="en-US" w:eastAsia="zh-CN"/>
         </w:rPr>
-        <w:pPrChange w:id="29" w:author="FormatAgent" w:date="2026-08-29T07:55:41Z">
+        <w:pPrChange w:id="29" w:author="FormatAgent" w:date="2026-08-29T08:13:25Z">
           <w:pPr>
             <w:spacing w:line="560" w:lineRule="exact"/>
             <w:ind w:firstLine="440" w:firstLineChars="200"/>
@@ -647,7 +646,7 @@
       <w:r>
         <w:rPr>
           <w:lang w:val="en-US" w:eastAsia="zh-CN"/>
-          <w:rPrChange w:id="30" w:author="FormatAgent" w:date="2026-08-29T07:55:41Z">
+          <w:rPrChange w:id="30" w:author="FormatAgent" w:date="2026-08-29T08:13:25Z">
             <w:rPr>
               <w:rFonts w:hint="eastAsia" w:ascii="微软雅黑" w:hAnsi="微软雅黑" w:eastAsia="微软雅黑" w:cs="微软雅黑"/>
               <w:sz w:val="22"/>
@@ -665,7 +664,7 @@
         <w:rPr>
           <w:lang w:val="en-US" w:eastAsia="zh-CN"/>
         </w:rPr>
-        <w:pPrChange w:id="31" w:author="FormatAgent" w:date="2026-08-29T07:55:41Z">
+        <w:pPrChange w:id="31" w:author="FormatAgent" w:date="2026-08-29T08:13:25Z">
           <w:pPr>
             <w:spacing w:line="560" w:lineRule="exact"/>
             <w:ind w:firstLine="440" w:firstLineChars="200"/>
@@ -682,7 +681,7 @@
       <w:r>
         <w:rPr>
           <w:lang w:val="en-US" w:eastAsia="zh-CN"/>
-          <w:rPrChange w:id="32" w:author="FormatAgent" w:date="2026-08-29T07:55:41Z">
+          <w:rPrChange w:id="32" w:author="FormatAgent" w:date="2026-08-29T08:13:25Z">
             <w:rPr>
               <w:rFonts w:hint="eastAsia" w:ascii="微软雅黑" w:hAnsi="微软雅黑" w:eastAsia="微软雅黑" w:cs="微软雅黑"/>
               <w:sz w:val="22"/>
@@ -700,7 +699,7 @@
         <w:rPr>
           <w:lang w:val="en-US" w:eastAsia="zh-CN"/>
         </w:rPr>
-        <w:pPrChange w:id="33" w:author="FormatAgent" w:date="2026-08-29T07:55:41Z">
+        <w:pPrChange w:id="33" w:author="FormatAgent" w:date="2026-08-29T08:13:25Z">
           <w:pPr>
             <w:spacing w:line="560" w:lineRule="exact"/>
             <w:ind w:firstLine="440" w:firstLineChars="200"/>
@@ -717,7 +716,7 @@
       <w:r>
         <w:rPr>
           <w:lang w:val="en-US" w:eastAsia="zh-CN"/>
-          <w:rPrChange w:id="34" w:author="FormatAgent" w:date="2026-08-29T07:55:41Z">
+          <w:rPrChange w:id="34" w:author="FormatAgent" w:date="2026-08-29T08:13:25Z">
             <w:rPr>
               <w:rFonts w:hint="eastAsia" w:ascii="微软雅黑" w:hAnsi="微软雅黑" w:eastAsia="微软雅黑" w:cs="微软雅黑"/>
               <w:sz w:val="22"/>
@@ -735,7 +734,7 @@
         <w:rPr>
           <w:lang w:val="en-US" w:eastAsia="zh-CN"/>
         </w:rPr>
-        <w:pPrChange w:id="35" w:author="FormatAgent" w:date="2026-08-29T07:55:41Z">
+        <w:pPrChange w:id="35" w:author="FormatAgent" w:date="2026-08-29T08:13:25Z">
           <w:pPr>
             <w:spacing w:line="560" w:lineRule="exact"/>
             <w:ind w:firstLine="440" w:firstLineChars="200"/>
@@ -752,7 +751,7 @@
       <w:r>
         <w:rPr>
           <w:lang w:val="en-US" w:eastAsia="zh-CN"/>
-          <w:rPrChange w:id="36" w:author="FormatAgent" w:date="2026-08-29T07:55:41Z">
+          <w:rPrChange w:id="36" w:author="FormatAgent" w:date="2026-08-29T08:13:25Z">
             <w:rPr>
               <w:rFonts w:hint="eastAsia" w:ascii="微软雅黑" w:hAnsi="微软雅黑" w:eastAsia="微软雅黑" w:cs="微软雅黑"/>
               <w:sz w:val="22"/>
@@ -786,7 +785,7 @@
           <w:color w:val="000000"/>
           <w:lang w:val="en-US" w:eastAsia="zh-CN"/>
         </w:rPr>
-        <w:pPrChange w:id="37" w:author="FormatAgent" w:date="2026-08-29T07:55:41Z">
+        <w:pPrChange w:id="37" w:author="FormatAgent" w:date="2026-08-29T08:13:25Z">
           <w:pPr>
             <w:keepNext w:val="0"/>
             <w:keepLines w:val="0"/>
@@ -825,7 +824,7 @@
         <w:rPr>
           <w:color w:val="000000"/>
           <w:lang w:val="en-US" w:eastAsia="zh-CN"/>
-          <w:rPrChange w:id="38" w:author="FormatAgent" w:date="2026-08-29T07:55:41Z">
+          <w:rPrChange w:id="38" w:author="FormatAgent" w:date="2026-08-29T08:13:25Z">
             <w:rPr>
               <w:rStyle w:val="18"/>
               <w:rFonts w:hint="eastAsia" w:ascii="微软雅黑" w:hAnsi="微软雅黑" w:eastAsia="微软雅黑" w:cs="微软雅黑"/>
@@ -860,7 +859,7 @@
           <w:highlight w:val="none"/>
           <w:lang w:val="en-US" w:eastAsia="zh-CN"/>
         </w:rPr>
-        <w:pPrChange w:id="39" w:author="FormatAgent" w:date="2026-08-29T07:55:41Z">
+        <w:pPrChange w:id="39" w:author="FormatAgent" w:date="2026-08-29T08:13:25Z">
           <w:pPr>
             <w:pStyle w:val="5"/>
             <w:keepNext w:val="0"/>
@@ -893,7 +892,7 @@
         <w:rPr>
           <w:highlight w:val="none"/>
           <w:lang w:val="en-US" w:eastAsia="zh-CN"/>
-          <w:rPrChange w:id="40" w:author="FormatAgent" w:date="2026-08-29T07:55:41Z">
+          <w:rPrChange w:id="40" w:author="FormatAgent" w:date="2026-08-29T08:13:25Z">
             <w:rPr>
               <w:rFonts w:hint="eastAsia" w:ascii="微软雅黑" w:hAnsi="微软雅黑" w:eastAsia="微软雅黑" w:cs="微软雅黑"/>
               <w:sz w:val="22"/>
@@ -926,7 +925,7 @@
         <w:rPr>
           <w:lang w:val="en-US" w:eastAsia="zh-CN"/>
         </w:rPr>
-        <w:pPrChange w:id="41" w:author="FormatAgent" w:date="2026-08-29T07:55:41Z">
+        <w:pPrChange w:id="41" w:author="FormatAgent" w:date="2026-08-29T08:13:25Z">
           <w:pPr>
             <w:pStyle w:val="5"/>
             <w:keepNext w:val="0"/>
@@ -958,7 +957,7 @@
         <w:rPr>
           <w:highlight w:val="none"/>
           <w:lang w:val="en-US" w:eastAsia="zh-CN"/>
-          <w:rPrChange w:id="42" w:author="FormatAgent" w:date="2026-08-29T07:55:41Z">
+          <w:rPrChange w:id="42" w:author="FormatAgent" w:date="2026-08-29T08:13:25Z">
             <w:rPr>
               <w:rFonts w:hint="eastAsia" w:ascii="微软雅黑" w:hAnsi="微软雅黑" w:eastAsia="微软雅黑" w:cs="微软雅黑"/>
               <w:sz w:val="22"/>
@@ -973,7 +972,7 @@
       <w:r>
         <w:rPr>
           <w:lang w:val="en-US" w:eastAsia="zh-CN"/>
-          <w:rPrChange w:id="43" w:author="FormatAgent" w:date="2026-08-29T07:55:41Z">
+          <w:rPrChange w:id="43" w:author="FormatAgent" w:date="2026-08-29T08:13:25Z">
             <w:rPr>
               <w:rFonts w:hint="eastAsia" w:ascii="微软雅黑" w:hAnsi="微软雅黑" w:eastAsia="微软雅黑" w:cs="微软雅黑"/>
               <w:sz w:val="22"/>
@@ -1007,7 +1006,7 @@
           <w:color w:val="000000"/>
           <w:lang w:val="en-US" w:eastAsia="zh-CN"/>
         </w:rPr>
-        <w:pPrChange w:id="44" w:author="FormatAgent" w:date="2026-08-29T07:55:41Z">
+        <w:pPrChange w:id="44" w:author="FormatAgent" w:date="2026-08-29T08:13:25Z">
           <w:pPr>
             <w:keepNext w:val="0"/>
             <w:keepLines w:val="0"/>
@@ -1046,7 +1045,7 @@
         <w:rPr>
           <w:color w:val="000000"/>
           <w:lang w:val="en-US" w:eastAsia="zh-CN"/>
-          <w:rPrChange w:id="45" w:author="FormatAgent" w:date="2026-08-29T07:55:41Z">
+          <w:rPrChange w:id="45" w:author="FormatAgent" w:date="2026-08-29T08:13:25Z">
             <w:rPr>
               <w:rStyle w:val="18"/>
               <w:rFonts w:hint="eastAsia" w:ascii="微软雅黑" w:hAnsi="微软雅黑" w:eastAsia="微软雅黑" w:cs="微软雅黑"/>
@@ -1080,7 +1079,7 @@
         <w:rPr>
           <w:lang w:val="en-US" w:eastAsia="zh-CN"/>
         </w:rPr>
-        <w:pPrChange w:id="46" w:author="FormatAgent" w:date="2026-08-29T07:55:41Z">
+        <w:pPrChange w:id="46" w:author="FormatAgent" w:date="2026-08-29T08:13:25Z">
           <w:pPr>
             <w:keepNext w:val="0"/>
             <w:keepLines w:val="0"/>
@@ -1114,7 +1113,7 @@
       <w:r>
         <w:rPr>
           <w:lang w:val="en-US" w:eastAsia="zh-CN"/>
-          <w:rPrChange w:id="47" w:author="FormatAgent" w:date="2026-08-29T07:55:41Z">
+          <w:rPrChange w:id="47" w:author="FormatAgent" w:date="2026-08-29T08:13:25Z">
             <w:rPr>
               <w:rFonts w:hint="eastAsia" w:ascii="微软雅黑" w:hAnsi="微软雅黑" w:eastAsia="微软雅黑" w:cs="微软雅黑"/>
               <w:sz w:val="22"/>
@@ -1148,7 +1147,7 @@
           <w:kern w:val="2"/>
           <w:lang w:val="en-US" w:eastAsia="zh-CN" w:bidi="ar-SA"/>
         </w:rPr>
-        <w:pPrChange w:id="48" w:author="FormatAgent" w:date="2026-08-29T07:55:41Z">
+        <w:pPrChange w:id="48" w:author="FormatAgent" w:date="2026-08-29T08:13:25Z">
           <w:pPr>
             <w:keepNext w:val="0"/>
             <w:keepLines w:val="0"/>
@@ -1186,7 +1185,7 @@
       <w:r>
         <w:rPr>
           <w:lang w:val="en-US" w:eastAsia="zh-CN"/>
-          <w:rPrChange w:id="49" w:author="FormatAgent" w:date="2026-08-29T07:55:41Z">
+          <w:rPrChange w:id="49" w:author="FormatAgent" w:date="2026-08-29T08:13:25Z">
             <w:rPr>
               <w:rFonts w:hint="eastAsia" w:ascii="微软雅黑" w:hAnsi="微软雅黑" w:eastAsia="微软雅黑" w:cs="微软雅黑"/>
               <w:sz w:val="22"/>
@@ -1920,28 +1919,15 @@
     <w:next w:val="1"/>
     <w:qFormat/>
     <w:pPr>
+      <w:spacing w:line="520" w:lineRule="exact"/>
       <w:jc w:val="center"/>
       <w:outlineLvl w:val="0"/>
     </w:pPr>
     <w:rPr>
-      <w:rFonts w:eastAsia="方正小标宋简体" w:ascii="方正小标宋简体" w:hAnsi="方正小标宋简体" w:cs="方正小标宋简体"/>
+      <w:rFonts w:eastAsia="黑体" w:ascii="黑体" w:hAnsi="黑体" w:cs="黑体"/>
       <w:b w:val="0"/>
       <w:sz w:val="44"/>
       <w:szCs w:val="44"/>
-    </w:rPr>
-  </w:style>
-  <w:style w:type="paragraph" w:customStyle="1" w:styleId="FormatAgentOther">
-    <w:name w:val="其他正文"/>
-    <w:next w:val="1"/>
-    <w:qFormat/>
-    <w:pPr>
-      <w:jc w:val="both"/>
-    </w:pPr>
-    <w:rPr>
-      <w:rFonts w:eastAsia="仿宋_GB2312" w:ascii="仿宋_GB2312" w:hAnsi="仿宋_GB2312" w:cs="仿宋_GB2312"/>
-      <w:b w:val="0"/>
-      <w:sz w:val="28"/>
-      <w:szCs w:val="28"/>
     </w:rPr>
   </w:style>
   <w:style w:type="paragraph" w:customStyle="1" w:styleId="FormatAgentSubtitle">
@@ -1994,6 +1980,22 @@
       <w:b w:val="0"/>
       <w:sz w:val="32"/>
       <w:szCs w:val="32"/>
+    </w:rPr>
+  </w:style>
+  <w:style w:type="paragraph" w:customStyle="1" w:styleId="FormatAgentOther">
+    <w:name w:val="其他正文"/>
+    <w:next w:val="1"/>
+    <w:qFormat/>
+    <w:pPr>
+      <w:spacing w:line="600" w:lineRule="exact"/>
+      <w:ind w:firstLineChars="200" w:firstLine="420"/>
+      <w:jc w:val="left"/>
+    </w:pPr>
+    <w:rPr>
+      <w:rFonts w:eastAsia="宋体" w:ascii="Calibri" w:hAnsi="Calibri" w:cs="Calibri"/>
+      <w:b w:val="0"/>
+      <w:sz w:val="21"/>
+      <w:szCs w:val="21"/>
     </w:rPr>
   </w:style>
   <w:style w:type="paragraph" w:customStyle="1" w:styleId="FormatAgentAttachmentLabel">
